--- a/01-提交文档/05-测试报告.docx
+++ b/01-提交文档/05-测试报告.docx
@@ -16,7 +16,7 @@
         <w:rPr>
           <w:sz w:val="18"/>
         </w:rPr>
-        <w:t>2026 软件工程课程设计    teammate0 小组    版本 1.0    2026-10-13</w:t>
+        <w:t>2026 软件工程课程设计    陈辰 小组    版本 1.0    2026-10-13</w:t>
       </w:r>
       <w:pPr>
         <w:snapToGrid w:val="0"/>

--- a/01-提交文档/05-测试报告.docx
+++ b/01-提交文档/05-测试报告.docx
@@ -1761,15 +1761,6 @@
     </w:p>
     <w:p>
       <w:pPr>
-        <w:pStyle w:val="ListBullet"/>
-        <w:snapToGrid w:val="0"/>
-      </w:pPr>
-      <w:r>
-        <w:t>个人实际贡献与工作经历由成员本人核实，不属于软件自动化测试结论。</w:t>
-      </w:r>
-    </w:p>
-    <w:p>
-      <w:pPr>
         <w:pStyle w:val="Heading1"/>
         <w:snapToGrid w:val="0"/>
       </w:pPr>
@@ -1779,7 +1770,7 @@
     </w:p>
     <w:p>
       <w:r>
-        <w:t>提交前在另一台装有 Docker 的机器上按 README 完整启动一次，再逐项演练学生、教师和教务操作。若源码或数据模型发生变化，重新运行相关测试并更新本报告与证据，避免报告指向旧版本。最后补齐封面中的真实组号、学号、贡献比例和本人签名。</w:t>
+        <w:t>提交前在另一台装有 Docker 的机器上按 README 完整启动一次，再逐项演练学生、教师和教务操作。若源码或数据模型发生变化，重新运行相关测试并更新本报告与证据，避免报告指向旧版本。最后补齐封面中的组号、学号和本人签名。</w:t>
       </w:r>
       <w:pPr>
         <w:snapToGrid w:val="0"/>
